--- a/docs/en/FAQ_Volume2_AI_for_Americans_First_EN.docx
+++ b/docs/en/FAQ_Volume2_AI_for_Americans_First_EN.docx
@@ -300,7 +300,7 @@
           <w:sz w:val="36"/>
           <w:szCs w:val="36"/>
         </w:rPr>
-        <w:t>77%</w:t>
+        <w:t>78.9%</w:t>
       </w:r>
       <w:r>
         <w:rPr>
@@ -340,7 +340,7 @@
           <w:sz w:val="36"/>
           <w:szCs w:val="36"/>
         </w:rPr>
-        <w:t>3.4:1</w:t>
+        <w:t>3.47:1</w:t>
       </w:r>
       <w:r>
         <w:rPr>
@@ -772,7 +772,7 @@
           <w:color w:val="1B4F72"/>
           <w:lang w:val="en-US"/>
         </w:rPr>
-        <w:t>Is the US/EU ratio of 3.4:1 structural or cyclical? Can it close?</w:t>
+        <w:t>Is the US/EU ratio of 3.47:1 structural or cyclical? Can it close?</w:t>
       </w:r>
       <w:r>
         <w:rPr>
@@ -3813,7 +3813,7 @@
           <w:szCs w:val="23"/>
           <w:lang w:val="en-US"/>
         </w:rPr>
-        <w:t>inform French and European decision-makers (DGE, Parliament, Commission) about the urgency of the 2026–2028 window. The 3.4:1 ratio (Power Mode), quantified and sourced, is a more powerful argument than qualitative intuition for unlocking investments.</w:t>
+        <w:t>inform French and European decision-makers (DGE, Parliament, Commission) about the urgency of the 2026–2028 window. The 3.47:1 ratio (Power Mode), quantified and sourced, is a more powerful argument than qualitative intuition for unlocking investments.</w:t>
       </w:r>
     </w:p>
     <w:p>
